--- a/deliverables/video-4-slides/hit-final/Video_4_HIT_FINAL/SHORTS/Video_4_Shorts_EDITOR_ONLY_HIT_Brief.docx
+++ b/deliverables/video-4-slides/hit-final/Video_4_HIT_FINAL/SHORTS/Video_4_Shorts_EDITOR_ONLY_HIT_Brief.docx
@@ -4,7 +4,7 @@
   <w:body>
     <w:p>
       <w:pPr>
-        <w:spacing w:before="0" w:after="24" w:line="283" w:lineRule="auto"/>
+        <w:spacing w:before="0" w:after="18" w:line="269" w:lineRule="auto"/>
       </w:pPr>
       <w:r>
         <w:rPr>
@@ -18,7 +18,7 @@
     </w:p>
     <w:p>
       <w:pPr>
-        <w:spacing w:before="0" w:after="100" w:line="264" w:lineRule="auto"/>
+        <w:spacing w:before="0" w:after="74" w:line="264" w:lineRule="auto"/>
       </w:pPr>
       <w:r>
         <w:rPr>
@@ -32,7 +32,7 @@
     </w:p>
     <w:p>
       <w:pPr>
-        <w:spacing w:before="0" w:after="198" w:line="283" w:lineRule="auto"/>
+        <w:spacing w:before="0" w:after="148" w:line="269" w:lineRule="auto"/>
         <w:shd w:val="clear" w:fill="F3F0E8"/>
       </w:pPr>
       <w:r>
@@ -47,7 +47,7 @@
     </w:p>
     <w:p>
       <w:pPr>
-        <w:spacing w:before="174" w:after="100" w:line="283" w:lineRule="auto"/>
+        <w:spacing w:before="128" w:after="74" w:line="269" w:lineRule="auto"/>
         <w:keepLines w:val="1"/>
         <w:keepNext w:val="1"/>
       </w:pPr>
@@ -63,7 +63,7 @@
     </w:p>
     <w:p>
       <w:pPr>
-        <w:spacing w:before="0" w:after="124" w:line="283" w:lineRule="auto"/>
+        <w:spacing w:before="0" w:after="92" w:line="269" w:lineRule="auto"/>
         <w:keepLines w:val="1"/>
       </w:pPr>
       <w:r>
@@ -77,7 +77,7 @@
     </w:p>
     <w:p>
       <w:pPr>
-        <w:spacing w:before="0" w:after="74" w:line="283" w:lineRule="auto"/>
+        <w:spacing w:before="0" w:after="56" w:line="269" w:lineRule="auto"/>
       </w:pPr>
       <w:r>
         <w:rPr>
@@ -90,7 +90,7 @@
     </w:p>
     <w:p>
       <w:pPr>
-        <w:spacing w:before="0" w:after="50" w:line="283" w:lineRule="auto"/>
+        <w:spacing w:before="0" w:after="36" w:line="269" w:lineRule="auto"/>
         <w:keepLines w:val="1"/>
       </w:pPr>
       <w:r>
@@ -104,7 +104,7 @@
     </w:p>
     <w:p>
       <w:pPr>
-        <w:spacing w:before="0" w:after="50" w:line="283" w:lineRule="auto"/>
+        <w:spacing w:before="0" w:after="36" w:line="269" w:lineRule="auto"/>
         <w:keepLines w:val="1"/>
       </w:pPr>
       <w:r>
@@ -113,12 +113,12 @@
           <w:i w:val="0"/>
           <w:sz w:val="22"/>
         </w:rPr>
-        <w:t>—  meaningful visual interest;        —  accurate mobile-safe captions;</w:t>
+        <w:t>—  meaningful visual movement;        —  accurate mobile-safe captions;</w:t>
       </w:r>
     </w:p>
     <w:p>
       <w:pPr>
-        <w:spacing w:before="0" w:after="50" w:line="283" w:lineRule="auto"/>
+        <w:spacing w:before="0" w:after="36" w:line="269" w:lineRule="auto"/>
         <w:keepLines w:val="1"/>
       </w:pPr>
       <w:r>
@@ -127,12 +127,12 @@
           <w:i w:val="0"/>
           <w:sz w:val="22"/>
         </w:rPr>
-        <w:t>—  restrained editorial pacing;</w:t>
+        <w:t>—  premium, restrained editorial pacing;</w:t>
       </w:r>
     </w:p>
     <w:p>
       <w:pPr>
-        <w:spacing w:before="0" w:after="50" w:line="283" w:lineRule="auto"/>
+        <w:spacing w:before="0" w:after="36" w:line="269" w:lineRule="auto"/>
         <w:keepLines w:val="1"/>
       </w:pPr>
       <w:r>
@@ -146,7 +146,241 @@
     </w:p>
     <w:p>
       <w:pPr>
-        <w:spacing w:before="174" w:after="100" w:line="283" w:lineRule="auto"/>
+        <w:spacing w:before="128" w:after="74" w:line="269" w:lineRule="auto"/>
+        <w:keepLines w:val="1"/>
+        <w:keepNext w:val="1"/>
+      </w:pPr>
+      <w:r>
+        <w:rPr>
+          <w:b/>
+          <w:i w:val="0"/>
+          <w:color w:val="0F2346"/>
+          <w:sz w:val="28"/>
+        </w:rPr>
+        <w:t>Direct address is part of the creative</w:t>
+      </w:r>
+    </w:p>
+    <w:p>
+      <w:pPr>
+        <w:spacing w:before="0" w:after="74" w:line="269" w:lineRule="auto"/>
+        <w:shd w:val="clear" w:fill="F3F0E8"/>
+        <w:keepLines w:val="1"/>
+      </w:pPr>
+      <w:r>
+        <w:rPr>
+          <w:b/>
+          <w:i w:val="0"/>
+          <w:color w:val="0F2346"/>
+          <w:sz w:val="22"/>
+        </w:rPr>
+        <w:t>Temidayo is speaking to ONE experienced professional sitting across from her. Not a crowd, not a conference room, not an abstract audience.</w:t>
+      </w:r>
+    </w:p>
+    <w:p>
+      <w:pPr>
+        <w:spacing w:before="92" w:after="46" w:line="269" w:lineRule="auto"/>
+        <w:keepLines w:val="1"/>
+        <w:keepNext w:val="1"/>
+      </w:pPr>
+      <w:r>
+        <w:rPr>
+          <w:b/>
+          <w:i w:val="0"/>
+          <w:color w:val="0F2346"/>
+          <w:sz w:val="23"/>
+        </w:rPr>
+        <w:t>Editing should support that relationship</w:t>
+      </w:r>
+    </w:p>
+    <w:p>
+      <w:pPr>
+        <w:spacing w:before="0" w:after="28" w:line="269" w:lineRule="auto"/>
+        <w:keepLines w:val="1"/>
+      </w:pPr>
+      <w:r>
+        <w:rPr>
+          <w:b w:val="0"/>
+          <w:i w:val="0"/>
+          <w:sz w:val="22"/>
+        </w:rPr>
+        <w:t>—  keep direct questions connected to Temidayo's face where useful;</w:t>
+      </w:r>
+    </w:p>
+    <w:p>
+      <w:pPr>
+        <w:spacing w:before="0" w:after="28" w:line="269" w:lineRule="auto"/>
+        <w:keepLines w:val="1"/>
+      </w:pPr>
+      <w:r>
+        <w:rPr>
+          <w:b w:val="0"/>
+          <w:i w:val="0"/>
+          <w:sz w:val="22"/>
+        </w:rPr>
+        <w:t>—  avoid making this feel like a keynote;</w:t>
+      </w:r>
+    </w:p>
+    <w:p>
+      <w:pPr>
+        <w:spacing w:before="0" w:after="28" w:line="269" w:lineRule="auto"/>
+        <w:keepLines w:val="1"/>
+      </w:pPr>
+      <w:r>
+        <w:rPr>
+          <w:b w:val="0"/>
+          <w:i w:val="0"/>
+          <w:sz w:val="22"/>
+        </w:rPr>
+        <w:t>—  avoid overusing quote cards;        —  let the slides carry structure;</w:t>
+      </w:r>
+    </w:p>
+    <w:p>
+      <w:pPr>
+        <w:spacing w:before="0" w:after="28" w:line="269" w:lineRule="auto"/>
+        <w:keepLines w:val="1"/>
+      </w:pPr>
+      <w:r>
+        <w:rPr>
+          <w:b w:val="0"/>
+          <w:i w:val="0"/>
+          <w:sz w:val="22"/>
+        </w:rPr>
+        <w:t>—  let Temidayo carry relationship, interpretation and trust;</w:t>
+      </w:r>
+    </w:p>
+    <w:p>
+      <w:pPr>
+        <w:spacing w:before="0" w:after="28" w:line="269" w:lineRule="auto"/>
+        <w:keepLines w:val="1"/>
+      </w:pPr>
+      <w:r>
+        <w:rPr>
+          <w:b w:val="0"/>
+          <w:i w:val="0"/>
+          <w:sz w:val="22"/>
+        </w:rPr>
+        <w:t>—  preserve the pauses around direct questions;</w:t>
+      </w:r>
+    </w:p>
+    <w:p>
+      <w:pPr>
+        <w:spacing w:before="0" w:after="28" w:line="269" w:lineRule="auto"/>
+        <w:keepLines w:val="1"/>
+      </w:pPr>
+      <w:r>
+        <w:rPr>
+          <w:b w:val="0"/>
+          <w:i w:val="0"/>
+          <w:sz w:val="22"/>
+        </w:rPr>
+        <w:t>—  avoid generic “career guru” visual language.</w:t>
+      </w:r>
+    </w:p>
+    <w:p>
+      <w:pPr>
+        <w:spacing w:before="92" w:after="46" w:line="269" w:lineRule="auto"/>
+        <w:keepLines w:val="1"/>
+        <w:keepNext w:val="1"/>
+      </w:pPr>
+      <w:r>
+        <w:rPr>
+          <w:b/>
+          <w:i w:val="0"/>
+          <w:color w:val="0F2346"/>
+          <w:sz w:val="23"/>
+        </w:rPr>
+        <w:t>Relational beats — do not cut these as filler</w:t>
+      </w:r>
+    </w:p>
+    <w:p>
+      <w:pPr>
+        <w:spacing w:before="0" w:after="46" w:line="269" w:lineRule="auto"/>
+        <w:keepLines w:val="1"/>
+      </w:pPr>
+      <w:r>
+        <w:rPr>
+          <w:b w:val="0"/>
+          <w:i w:val="0"/>
+          <w:sz w:val="21"/>
+        </w:rPr>
+        <w:t>“That is what changed for me, and it is what I want to help you change.”</w:t>
+      </w:r>
+    </w:p>
+    <w:p>
+      <w:pPr>
+        <w:spacing w:before="0" w:after="46" w:line="269" w:lineRule="auto"/>
+        <w:keepLines w:val="1"/>
+      </w:pPr>
+      <w:r>
+        <w:rPr>
+          <w:b w:val="0"/>
+          <w:i w:val="0"/>
+          <w:sz w:val="21"/>
+        </w:rPr>
+        <w:t>“So after the chronology, I want you to ask…”</w:t>
+      </w:r>
+    </w:p>
+    <w:p>
+      <w:pPr>
+        <w:spacing w:before="0" w:after="46" w:line="269" w:lineRule="auto"/>
+        <w:keepLines w:val="1"/>
+      </w:pPr>
+      <w:r>
+        <w:rPr>
+          <w:b w:val="0"/>
+          <w:i w:val="0"/>
+          <w:sz w:val="21"/>
+        </w:rPr>
+        <w:t>“Let me show you why my career was not a carefully designed portfolio career.”</w:t>
+      </w:r>
+    </w:p>
+    <w:p>
+      <w:pPr>
+        <w:spacing w:before="0" w:after="46" w:line="269" w:lineRule="auto"/>
+        <w:keepLines w:val="1"/>
+      </w:pPr>
+      <w:r>
+        <w:rPr>
+          <w:b w:val="0"/>
+          <w:i w:val="0"/>
+          <w:sz w:val="21"/>
+        </w:rPr>
+        <w:t>“But there is one rule I want you to keep.”</w:t>
+      </w:r>
+    </w:p>
+    <w:p>
+      <w:pPr>
+        <w:spacing w:before="0" w:after="74" w:line="269" w:lineRule="auto"/>
+        <w:shd w:val="clear" w:fill="F3F0E8"/>
+        <w:keepLines w:val="1"/>
+      </w:pPr>
+      <w:r>
+        <w:rPr>
+          <w:b/>
+          <w:i w:val="0"/>
+          <w:color w:val="9B2C10"/>
+          <w:sz w:val="22"/>
+        </w:rPr>
+        <w:t>They are part of the viewer relationship, not padding. Do not trim them for pace, and do not let a graphic cover Temidayo while she says one.</w:t>
+      </w:r>
+    </w:p>
+    <w:p>
+      <w:pPr>
+        <w:spacing w:before="0" w:after="74" w:line="269" w:lineRule="auto"/>
+        <w:keepLines w:val="1"/>
+      </w:pPr>
+      <w:r>
+        <w:rPr>
+          <w:b w:val="0"/>
+          <w:i w:val="0"/>
+          <w:sz w:val="22"/>
+        </w:rPr>
+        <w:t>Do not reintroduce detached phrasing — “some people”, “professionals often”, “people may”, “a person should”, “employees often”, “workers may”, “many professionals” — anywhere in the edit, the captions or the on-screen text.</w:t>
+      </w:r>
+    </w:p>
+    <w:p>
+      <w:pPr>
+        <w:spacing w:before="128" w:after="74" w:line="269" w:lineRule="auto"/>
         <w:keepLines w:val="1"/>
         <w:keepNext w:val="1"/>
       </w:pPr>
@@ -162,7 +396,7 @@
     </w:p>
     <w:p>
       <w:pPr>
-        <w:spacing w:before="0" w:after="62" w:line="283" w:lineRule="auto"/>
+        <w:spacing w:before="0" w:after="46" w:line="269" w:lineRule="auto"/>
         <w:keepLines w:val="1"/>
       </w:pPr>
       <w:r>
@@ -177,7 +411,7 @@
     </w:p>
     <w:p>
       <w:pPr>
-        <w:spacing w:before="0" w:after="100" w:line="283" w:lineRule="auto"/>
+        <w:spacing w:before="0" w:after="74" w:line="269" w:lineRule="auto"/>
         <w:keepLines w:val="1"/>
         <w:shd w:val="clear" w:fill="F3F0E8"/>
       </w:pPr>
@@ -188,12 +422,12 @@
           <w:color w:val="8A6D1E"/>
           <w:sz w:val="22"/>
         </w:rPr>
-        <w:t>On-screen hook:  MY CAREER LOOKED DISCONNECTED</w:t>
+        <w:t>On-screen hook:  A CAT WITH NINE LIVES</w:t>
       </w:r>
     </w:p>
     <w:p>
       <w:pPr>
-        <w:spacing w:before="0" w:after="62" w:line="283" w:lineRule="auto"/>
+        <w:spacing w:before="0" w:after="46" w:line="269" w:lineRule="auto"/>
         <w:keepLines w:val="1"/>
       </w:pPr>
       <w:r>
@@ -202,12 +436,12 @@
           <w:i w:val="0"/>
           <w:sz w:val="22"/>
         </w:rPr>
-        <w:t>Begin Temidayo direct to camera.</w:t>
+        <w:t>FACTUAL BOUNDARY: the joke is the whole fact. No employer named, no invented conversation, no scripted dialogue for the colleague, and NO CAT IMAGERY of any kind.</w:t>
       </w:r>
     </w:p>
     <w:p>
       <w:pPr>
-        <w:spacing w:before="0" w:after="62" w:line="283" w:lineRule="auto"/>
+        <w:spacing w:before="0" w:after="46" w:line="269" w:lineRule="auto"/>
         <w:keepLines w:val="1"/>
       </w:pPr>
       <w:r>
@@ -216,12 +450,12 @@
           <w:i w:val="0"/>
           <w:sz w:val="22"/>
         </w:rPr>
-        <w:t>When she says the career looked unrelated, briefly show:</w:t>
+        <w:t>Visual:  CHRONOLOGY  →  WHAT TRAVELED</w:t>
       </w:r>
     </w:p>
     <w:p>
       <w:pPr>
-        <w:spacing w:before="0" w:after="62" w:line="283" w:lineRule="auto"/>
+        <w:spacing w:before="0" w:after="46" w:line="269" w:lineRule="auto"/>
         <w:keepLines w:val="1"/>
       </w:pPr>
       <w:r>
@@ -230,40 +464,12 @@
           <w:i w:val="0"/>
           <w:sz w:val="22"/>
         </w:rPr>
-        <w:t xml:space="preserve">     ACCOUNTING &amp; AUDIT  →  CYBERSECURITY  →  PEOPLE STRATEGY  →  ENTERPRISE TRANSFORMATION</w:t>
+        <w:t>End on:  MAKE THE CONTINUITY EASIER TO HEAR.</w:t>
       </w:r>
     </w:p>
     <w:p>
       <w:pPr>
-        <w:spacing w:before="0" w:after="62" w:line="283" w:lineRule="auto"/>
-        <w:keepLines w:val="1"/>
-      </w:pPr>
-      <w:r>
-        <w:rPr>
-          <w:b w:val="0"/>
-          <w:i w:val="0"/>
-          <w:sz w:val="22"/>
-        </w:rPr>
-        <w:t>Do NOT use cat imagery or sounds.</w:t>
-      </w:r>
-    </w:p>
-    <w:p>
-      <w:pPr>
-        <w:spacing w:before="0" w:after="62" w:line="283" w:lineRule="auto"/>
-        <w:keepLines w:val="1"/>
-      </w:pPr>
-      <w:r>
-        <w:rPr>
-          <w:b w:val="0"/>
-          <w:i w:val="0"/>
-          <w:sz w:val="22"/>
-        </w:rPr>
-        <w:t>End visually on:  THE CAREER WASN’T THE PROBLEM</w:t>
-      </w:r>
-    </w:p>
-    <w:p>
-      <w:pPr>
-        <w:spacing w:before="50" w:after="74" w:line="283" w:lineRule="auto"/>
+        <w:spacing w:before="36" w:after="56" w:line="269" w:lineRule="auto"/>
         <w:keepLines w:val="1"/>
       </w:pPr>
       <w:r>
@@ -278,7 +484,7 @@
     </w:p>
     <w:p>
       <w:pPr>
-        <w:spacing w:before="174" w:after="100" w:line="283" w:lineRule="auto"/>
+        <w:spacing w:before="128" w:after="74" w:line="269" w:lineRule="auto"/>
         <w:keepLines w:val="1"/>
         <w:keepNext w:val="1"/>
       </w:pPr>
@@ -294,7 +500,7 @@
     </w:p>
     <w:p>
       <w:pPr>
-        <w:spacing w:before="0" w:after="62" w:line="283" w:lineRule="auto"/>
+        <w:spacing w:before="0" w:after="46" w:line="269" w:lineRule="auto"/>
         <w:keepLines w:val="1"/>
       </w:pPr>
       <w:r>
@@ -309,7 +515,7 @@
     </w:p>
     <w:p>
       <w:pPr>
-        <w:spacing w:before="0" w:after="100" w:line="283" w:lineRule="auto"/>
+        <w:spacing w:before="0" w:after="74" w:line="269" w:lineRule="auto"/>
         <w:keepLines w:val="1"/>
         <w:shd w:val="clear" w:fill="F3F0E8"/>
       </w:pPr>
@@ -325,7 +531,7 @@
     </w:p>
     <w:p>
       <w:pPr>
-        <w:spacing w:before="0" w:after="62" w:line="283" w:lineRule="auto"/>
+        <w:spacing w:before="0" w:after="46" w:line="269" w:lineRule="auto"/>
         <w:keepLines w:val="1"/>
       </w:pPr>
       <w:r>
@@ -334,12 +540,12 @@
           <w:i w:val="0"/>
           <w:sz w:val="22"/>
         </w:rPr>
-        <w:t>Use a restrained two-column treatment:</w:t>
+        <w:t>Restrained two-column contrast. No résumé-scroll animation.</w:t>
       </w:r>
     </w:p>
     <w:p>
       <w:pPr>
-        <w:spacing w:before="0" w:after="62" w:line="283" w:lineRule="auto"/>
+        <w:spacing w:before="0" w:after="46" w:line="269" w:lineRule="auto"/>
         <w:keepLines w:val="1"/>
       </w:pPr>
       <w:r>
@@ -348,12 +554,12 @@
           <w:i w:val="0"/>
           <w:sz w:val="22"/>
         </w:rPr>
-        <w:t xml:space="preserve">     CHRONOLOGY — WHERE YOU HAVE BEEN</w:t>
+        <w:t>Temidayo speaks as the listener here — “Chronology tells me where you have been.” Keep her on camera for it.</w:t>
       </w:r>
     </w:p>
     <w:p>
       <w:pPr>
-        <w:spacing w:before="0" w:after="62" w:line="283" w:lineRule="auto"/>
+        <w:spacing w:before="0" w:after="46" w:line="269" w:lineRule="auto"/>
         <w:keepLines w:val="1"/>
       </w:pPr>
       <w:r>
@@ -362,26 +568,12 @@
           <w:i w:val="0"/>
           <w:sz w:val="22"/>
         </w:rPr>
-        <w:t xml:space="preserve">     PORTABILITY — WHAT TRAVELED WITH YOU</w:t>
+        <w:t>End on:  WHAT TRAVELED WITH YOU?</w:t>
       </w:r>
     </w:p>
     <w:p>
       <w:pPr>
-        <w:spacing w:before="0" w:after="62" w:line="283" w:lineRule="auto"/>
-        <w:keepLines w:val="1"/>
-      </w:pPr>
-      <w:r>
-        <w:rPr>
-          <w:b w:val="0"/>
-          <w:i w:val="0"/>
-          <w:sz w:val="22"/>
-        </w:rPr>
-        <w:t>End on:  WHAT BECAME USEFUL AGAIN?</w:t>
-      </w:r>
-    </w:p>
-    <w:p>
-      <w:pPr>
-        <w:spacing w:before="50" w:after="74" w:line="283" w:lineRule="auto"/>
+        <w:spacing w:before="36" w:after="56" w:line="269" w:lineRule="auto"/>
         <w:keepLines w:val="1"/>
       </w:pPr>
       <w:r>
@@ -396,7 +588,7 @@
     </w:p>
     <w:p>
       <w:pPr>
-        <w:spacing w:before="174" w:after="100" w:line="283" w:lineRule="auto"/>
+        <w:spacing w:before="128" w:after="74" w:line="269" w:lineRule="auto"/>
         <w:keepLines w:val="1"/>
         <w:keepNext w:val="1"/>
       </w:pPr>
@@ -412,7 +604,7 @@
     </w:p>
     <w:p>
       <w:pPr>
-        <w:spacing w:before="0" w:after="62" w:line="283" w:lineRule="auto"/>
+        <w:spacing w:before="0" w:after="46" w:line="269" w:lineRule="auto"/>
         <w:keepLines w:val="1"/>
       </w:pPr>
       <w:r>
@@ -427,7 +619,7 @@
     </w:p>
     <w:p>
       <w:pPr>
-        <w:spacing w:before="0" w:after="100" w:line="283" w:lineRule="auto"/>
+        <w:spacing w:before="0" w:after="74" w:line="269" w:lineRule="auto"/>
         <w:keepLines w:val="1"/>
         <w:shd w:val="clear" w:fill="F3F0E8"/>
       </w:pPr>
@@ -438,12 +630,12 @@
           <w:color w:val="8A6D1E"/>
           <w:sz w:val="22"/>
         </w:rPr>
-        <w:t>On-screen hook:  IT WASN’T A PERFECT PLAN</w:t>
+        <w:t>On-screen hook:  NOT A PERFECT PLAN</w:t>
       </w:r>
     </w:p>
     <w:p>
       <w:pPr>
-        <w:spacing w:before="0" w:after="62" w:line="283" w:lineRule="auto"/>
+        <w:spacing w:before="0" w:after="46" w:line="269" w:lineRule="auto"/>
         <w:keepLines w:val="1"/>
       </w:pPr>
       <w:r>
@@ -452,12 +644,12 @@
           <w:i w:val="0"/>
           <w:sz w:val="22"/>
         </w:rPr>
-        <w:t>Keep Temidayo visible for the 2008 financial-crisis context.</w:t>
+        <w:t>FACTUAL BOUNDARY: the approved facts are the accounting degree, December 2008 and the financial crisis. No employer, no metric, no result, and no implication that the move was strategic.</w:t>
       </w:r>
     </w:p>
     <w:p>
       <w:pPr>
-        <w:spacing w:before="0" w:after="62" w:line="283" w:lineRule="auto"/>
+        <w:spacing w:before="0" w:after="46" w:line="269" w:lineRule="auto"/>
         <w:keepLines w:val="1"/>
       </w:pPr>
       <w:r>
@@ -466,12 +658,12 @@
           <w:i w:val="0"/>
           <w:sz w:val="22"/>
         </w:rPr>
-        <w:t>Do not use dramatic stock-market crash footage. A simple DECEMBER 2008  ·  FINANCIAL CRISIS is enough if visual context is needed.</w:t>
+        <w:t>“Let me show you why my career was not a carefully designed portfolio career” opens the Short. Stay on her face for it.</w:t>
       </w:r>
     </w:p>
     <w:p>
       <w:pPr>
-        <w:spacing w:before="0" w:after="62" w:line="283" w:lineRule="auto"/>
+        <w:spacing w:before="0" w:after="46" w:line="269" w:lineRule="auto"/>
         <w:keepLines w:val="1"/>
       </w:pPr>
       <w:r>
@@ -480,12 +672,12 @@
           <w:i w:val="0"/>
           <w:sz w:val="22"/>
         </w:rPr>
-        <w:t>End on:  CONTEXT ≠ APOLOGY</w:t>
+        <w:t>End on:  CONTEXT IS NOT AN APOLOGY.</w:t>
       </w:r>
     </w:p>
     <w:p>
       <w:pPr>
-        <w:spacing w:before="50" w:after="74" w:line="283" w:lineRule="auto"/>
+        <w:spacing w:before="36" w:after="56" w:line="269" w:lineRule="auto"/>
         <w:keepLines w:val="1"/>
       </w:pPr>
       <w:r>
@@ -500,7 +692,7 @@
     </w:p>
     <w:p>
       <w:pPr>
-        <w:spacing w:before="174" w:after="100" w:line="283" w:lineRule="auto"/>
+        <w:spacing w:before="128" w:after="74" w:line="269" w:lineRule="auto"/>
         <w:keepLines w:val="1"/>
         <w:keepNext w:val="1"/>
       </w:pPr>
@@ -516,7 +708,7 @@
     </w:p>
     <w:p>
       <w:pPr>
-        <w:spacing w:before="0" w:after="62" w:line="283" w:lineRule="auto"/>
+        <w:spacing w:before="0" w:after="46" w:line="269" w:lineRule="auto"/>
         <w:keepLines w:val="1"/>
       </w:pPr>
       <w:r>
@@ -531,7 +723,7 @@
     </w:p>
     <w:p>
       <w:pPr>
-        <w:spacing w:before="0" w:after="100" w:line="283" w:lineRule="auto"/>
+        <w:spacing w:before="0" w:after="74" w:line="269" w:lineRule="auto"/>
         <w:keepLines w:val="1"/>
         <w:shd w:val="clear" w:fill="F3F0E8"/>
       </w:pPr>
@@ -542,12 +734,12 @@
           <w:color w:val="8A6D1E"/>
           <w:sz w:val="22"/>
         </w:rPr>
-        <w:t>On-screen hook:  3 SENTENCES FOR A CAREER CHANGE</w:t>
+        <w:t>On-screen hook:  3 SENTENCES</w:t>
       </w:r>
     </w:p>
     <w:p>
       <w:pPr>
-        <w:spacing w:before="0" w:after="62" w:line="283" w:lineRule="auto"/>
+        <w:spacing w:before="0" w:after="46" w:line="269" w:lineRule="auto"/>
         <w:keepLines w:val="1"/>
       </w:pPr>
       <w:r>
@@ -556,12 +748,12 @@
           <w:i w:val="0"/>
           <w:sz w:val="22"/>
         </w:rPr>
-        <w:t>Reveal progressively:</w:t>
+        <w:t>Reveal the three sentence stems one at a time as restrained text.</w:t>
       </w:r>
     </w:p>
     <w:p>
       <w:pPr>
-        <w:spacing w:before="0" w:after="62" w:line="283" w:lineRule="auto"/>
+        <w:spacing w:before="0" w:after="46" w:line="269" w:lineRule="auto"/>
         <w:keepLines w:val="1"/>
       </w:pPr>
       <w:r>
@@ -570,12 +762,12 @@
           <w:i w:val="0"/>
           <w:sz w:val="22"/>
         </w:rPr>
-        <w:t xml:space="preserve">     MY CAREER HAS MOVED ACROSS…</w:t>
+        <w:t>The evidence rule is the payoff, not a throwaway. Give it room.</w:t>
       </w:r>
     </w:p>
     <w:p>
       <w:pPr>
-        <w:spacing w:before="0" w:after="62" w:line="283" w:lineRule="auto"/>
+        <w:spacing w:before="0" w:after="46" w:line="269" w:lineRule="auto"/>
         <w:keepLines w:val="1"/>
       </w:pPr>
       <w:r>
@@ -584,40 +776,12 @@
           <w:i w:val="0"/>
           <w:sz w:val="22"/>
         </w:rPr>
-        <w:t xml:space="preserve">     ACROSS THOSE CHAPTERS, I KEPT BEING ASKED TO…</w:t>
+        <w:t>End on:  EVIDENCE BEHIND EVERY VERB.</w:t>
       </w:r>
     </w:p>
     <w:p>
       <w:pPr>
-        <w:spacing w:before="0" w:after="62" w:line="283" w:lineRule="auto"/>
-        <w:keepLines w:val="1"/>
-      </w:pPr>
-      <w:r>
-        <w:rPr>
-          <w:b w:val="0"/>
-          <w:i w:val="0"/>
-          <w:sz w:val="22"/>
-        </w:rPr>
-        <w:t xml:space="preserve">     THAT IS WHY I AM NOW FOCUSED ON…</w:t>
-      </w:r>
-    </w:p>
-    <w:p>
-      <w:pPr>
-        <w:spacing w:before="0" w:after="62" w:line="283" w:lineRule="auto"/>
-        <w:keepLines w:val="1"/>
-      </w:pPr>
-      <w:r>
-        <w:rPr>
-          <w:b w:val="0"/>
-          <w:i w:val="0"/>
-          <w:sz w:val="22"/>
-        </w:rPr>
-        <w:t>Then end on:  EVERY VERB NEEDS EVIDENCE</w:t>
-      </w:r>
-    </w:p>
-    <w:p>
-      <w:pPr>
-        <w:spacing w:before="50" w:after="74" w:line="283" w:lineRule="auto"/>
+        <w:spacing w:before="36" w:after="56" w:line="269" w:lineRule="auto"/>
         <w:keepLines w:val="1"/>
       </w:pPr>
       <w:r>
@@ -632,7 +796,7 @@
     </w:p>
     <w:p>
       <w:pPr>
-        <w:spacing w:before="174" w:after="100" w:line="283" w:lineRule="auto"/>
+        <w:spacing w:before="128" w:after="74" w:line="269" w:lineRule="auto"/>
         <w:keepLines w:val="1"/>
         <w:keepNext w:val="1"/>
       </w:pPr>
@@ -648,7 +812,7 @@
     </w:p>
     <w:p>
       <w:pPr>
-        <w:spacing w:before="0" w:after="62" w:line="283" w:lineRule="auto"/>
+        <w:spacing w:before="0" w:after="46" w:line="269" w:lineRule="auto"/>
       </w:pPr>
       <w:r>
         <w:rPr>
@@ -661,7 +825,7 @@
     </w:p>
     <w:p>
       <w:pPr>
-        <w:spacing w:before="0" w:after="38" w:line="283" w:lineRule="auto"/>
+        <w:spacing w:before="0" w:after="28" w:line="269" w:lineRule="auto"/>
         <w:keepLines w:val="1"/>
       </w:pPr>
       <w:r>
@@ -670,12 +834,12 @@
           <w:i w:val="0"/>
           <w:sz w:val="22"/>
         </w:rPr>
-        <w:t>—  cat imagery;        —  cat sounds;        —  employer logos;</w:t>
+        <w:t>—  cat imagery of any kind;        —  stock office B-roll;</w:t>
       </w:r>
     </w:p>
     <w:p>
       <w:pPr>
-        <w:spacing w:before="0" w:after="38" w:line="283" w:lineRule="auto"/>
+        <w:spacing w:before="0" w:after="28" w:line="269" w:lineRule="auto"/>
         <w:keepLines w:val="1"/>
       </w:pPr>
       <w:r>
@@ -684,12 +848,12 @@
           <w:i w:val="0"/>
           <w:sz w:val="22"/>
         </w:rPr>
-        <w:t>—  generic office B-roll;        —  résumé icons;        —  career ladders;</w:t>
+        <w:t>—  résumé-scroll animations;        —  employer logos;</w:t>
       </w:r>
     </w:p>
     <w:p>
       <w:pPr>
-        <w:spacing w:before="0" w:after="38" w:line="283" w:lineRule="auto"/>
+        <w:spacing w:before="0" w:after="28" w:line="269" w:lineRule="auto"/>
         <w:keepLines w:val="1"/>
       </w:pPr>
       <w:r>
@@ -698,12 +862,12 @@
           <w:i w:val="0"/>
           <w:sz w:val="22"/>
         </w:rPr>
-        <w:t>—  flashy transitions;        —  constant zooms;</w:t>
+        <w:t>—  timeline graphic gags;        —  fake shock expressions;</w:t>
       </w:r>
     </w:p>
     <w:p>
       <w:pPr>
-        <w:spacing w:before="0" w:after="38" w:line="283" w:lineRule="auto"/>
+        <w:spacing w:before="0" w:after="28" w:line="269" w:lineRule="auto"/>
         <w:keepLines w:val="1"/>
       </w:pPr>
       <w:r>
@@ -712,12 +876,12 @@
           <w:i w:val="0"/>
           <w:sz w:val="22"/>
         </w:rPr>
-        <w:t>—  fake shock expressions;        —  red warning graphics;</w:t>
+        <w:t>—  constant zooms;        —  AI-generated scenery;</w:t>
       </w:r>
     </w:p>
     <w:p>
       <w:pPr>
-        <w:spacing w:before="0" w:after="38" w:line="283" w:lineRule="auto"/>
+        <w:spacing w:before="0" w:after="28" w:line="269" w:lineRule="auto"/>
         <w:keepLines w:val="1"/>
       </w:pPr>
       <w:r>
@@ -726,7 +890,7 @@
           <w:i w:val="0"/>
           <w:sz w:val="22"/>
         </w:rPr>
-        <w:t>—  AI-generated scenery;        —  social-media template effects.</w:t>
+        <w:t>—  social-media template effects.</w:t>
       </w:r>
     </w:p>
     <w:sectPr>
